--- a/test/generator/baseline/gen.pptx.to.docx.docx
+++ b/test/generator/baseline/gen.pptx.to.docx.docx
@@ -5789,272 +5789,35 @@
       </w:pPr>
     </w:lvl>
   </w:abstractNum>
-  <w:abstractNum w:abstractNumId="2">
-    <w:multiLevelType w:val="multilevel"/>
-    <w:lvl w:ilvl="0">
-      <w:start w:val="1"/>
-      <w:numFmt w:val="decimal"/>
-      <w:lvlText w:val="%1."/>
-      <w:lvlJc w:val="left"/>
-      <w:pPr>
-        <w:ind w:left="720" w:hanging="360"/>
-      </w:pPr>
-    </w:lvl>
-    <w:lvl w:ilvl="1">
-      <w:start w:val="1"/>
-      <w:numFmt w:val="decimal"/>
-      <w:lvlText w:val="%2."/>
-      <w:lvlJc w:val="left"/>
-      <w:pPr>
-        <w:ind w:left="1440" w:hanging="360"/>
-      </w:pPr>
-    </w:lvl>
-    <w:lvl w:ilvl="2">
-      <w:start w:val="1"/>
-      <w:numFmt w:val="decimal"/>
-      <w:lvlText w:val="%3."/>
-      <w:lvlJc w:val="left"/>
-      <w:pPr>
-        <w:ind w:left="2160" w:hanging="360"/>
-      </w:pPr>
-    </w:lvl>
-    <w:lvl w:ilvl="3">
-      <w:start w:val="1"/>
-      <w:numFmt w:val="decimal"/>
-      <w:lvlText w:val="%4."/>
-      <w:lvlJc w:val="left"/>
-      <w:pPr>
-        <w:ind w:left="2880" w:hanging="360"/>
-      </w:pPr>
-    </w:lvl>
-    <w:lvl w:ilvl="4">
-      <w:start w:val="1"/>
-      <w:numFmt w:val="decimal"/>
-      <w:lvlText w:val="%5."/>
-      <w:lvlJc w:val="left"/>
-      <w:pPr>
-        <w:ind w:left="3600" w:hanging="360"/>
-      </w:pPr>
-    </w:lvl>
-    <w:lvl w:ilvl="5">
-      <w:start w:val="1"/>
-      <w:numFmt w:val="decimal"/>
-      <w:lvlText w:val="%6."/>
-      <w:lvlJc w:val="left"/>
-      <w:pPr>
-        <w:ind w:left="4320" w:hanging="360"/>
-      </w:pPr>
-    </w:lvl>
-    <w:lvl w:ilvl="6">
-      <w:start w:val="1"/>
-      <w:numFmt w:val="decimal"/>
-      <w:lvlText w:val="%7."/>
-      <w:lvlJc w:val="left"/>
-      <w:pPr>
-        <w:ind w:left="5040" w:hanging="360"/>
-      </w:pPr>
-    </w:lvl>
-    <w:lvl w:ilvl="7">
-      <w:start w:val="1"/>
-      <w:numFmt w:val="decimal"/>
-      <w:lvlText w:val="%8."/>
-      <w:lvlJc w:val="left"/>
-      <w:pPr>
-        <w:ind w:left="5760" w:hanging="360"/>
-      </w:pPr>
-    </w:lvl>
-    <w:lvl w:ilvl="8">
-      <w:start w:val="1"/>
-      <w:numFmt w:val="decimal"/>
-      <w:lvlText w:val="%9."/>
-      <w:lvlJc w:val="left"/>
-      <w:pPr>
-        <w:ind w:left="6480" w:hanging="360"/>
-      </w:pPr>
-    </w:lvl>
-  </w:abstractNum>
-  <w:abstractNum w:abstractNumId="3">
-    <w:multiLevelType w:val="multilevel"/>
-    <w:lvl w:ilvl="0">
-      <w:start w:val="1"/>
-      <w:numFmt w:val="bullet"/>
-      <w:lvlText w:val="•"/>
-      <w:lvlJc w:val="left"/>
-      <w:pPr>
-        <w:ind w:left="720" w:hanging="360"/>
-      </w:pPr>
-    </w:lvl>
-    <w:lvl w:ilvl="1">
-      <w:start w:val="1"/>
-      <w:numFmt w:val="bullet"/>
-      <w:lvlText w:val="•"/>
-      <w:lvlJc w:val="left"/>
-      <w:pPr>
-        <w:ind w:left="1440" w:hanging="360"/>
-      </w:pPr>
-    </w:lvl>
-    <w:lvl w:ilvl="2">
-      <w:start w:val="1"/>
-      <w:numFmt w:val="bullet"/>
-      <w:lvlText w:val="•"/>
-      <w:lvlJc w:val="left"/>
-      <w:pPr>
-        <w:ind w:left="2160" w:hanging="360"/>
-      </w:pPr>
-    </w:lvl>
-    <w:lvl w:ilvl="3">
-      <w:start w:val="1"/>
-      <w:numFmt w:val="bullet"/>
-      <w:lvlText w:val="•"/>
-      <w:lvlJc w:val="left"/>
-      <w:pPr>
-        <w:ind w:left="2880" w:hanging="360"/>
-      </w:pPr>
-    </w:lvl>
-    <w:lvl w:ilvl="4">
-      <w:start w:val="1"/>
-      <w:numFmt w:val="bullet"/>
-      <w:lvlText w:val="•"/>
-      <w:lvlJc w:val="left"/>
-      <w:pPr>
-        <w:ind w:left="3600" w:hanging="360"/>
-      </w:pPr>
-    </w:lvl>
-    <w:lvl w:ilvl="5">
-      <w:start w:val="1"/>
-      <w:numFmt w:val="bullet"/>
-      <w:lvlText w:val="•"/>
-      <w:lvlJc w:val="left"/>
-      <w:pPr>
-        <w:ind w:left="4320" w:hanging="360"/>
-      </w:pPr>
-    </w:lvl>
-    <w:lvl w:ilvl="6">
-      <w:start w:val="1"/>
-      <w:numFmt w:val="bullet"/>
-      <w:lvlText w:val="•"/>
-      <w:lvlJc w:val="left"/>
-      <w:pPr>
-        <w:ind w:left="5040" w:hanging="360"/>
-      </w:pPr>
-    </w:lvl>
-    <w:lvl w:ilvl="7">
-      <w:start w:val="1"/>
-      <w:numFmt w:val="bullet"/>
-      <w:lvlText w:val="•"/>
-      <w:lvlJc w:val="left"/>
-      <w:pPr>
-        <w:ind w:left="5760" w:hanging="360"/>
-      </w:pPr>
-    </w:lvl>
-    <w:lvl w:ilvl="8">
-      <w:start w:val="1"/>
-      <w:numFmt w:val="bullet"/>
-      <w:lvlText w:val="•"/>
-      <w:lvlJc w:val="left"/>
-      <w:pPr>
-        <w:ind w:left="6480" w:hanging="360"/>
-      </w:pPr>
-    </w:lvl>
-  </w:abstractNum>
-  <w:abstractNum w:abstractNumId="4">
-    <w:multiLevelType w:val="multilevel"/>
-    <w:lvl w:ilvl="0">
-      <w:start w:val="1"/>
-      <w:numFmt w:val="decimal"/>
-      <w:lvlText w:val="%1."/>
-      <w:lvlJc w:val="left"/>
-      <w:pPr>
-        <w:ind w:left="720" w:hanging="360"/>
-      </w:pPr>
-    </w:lvl>
-    <w:lvl w:ilvl="1">
-      <w:start w:val="1"/>
-      <w:numFmt w:val="decimal"/>
-      <w:lvlText w:val="%2."/>
-      <w:lvlJc w:val="left"/>
-      <w:pPr>
-        <w:ind w:left="1440" w:hanging="360"/>
-      </w:pPr>
-    </w:lvl>
-    <w:lvl w:ilvl="2">
-      <w:start w:val="1"/>
-      <w:numFmt w:val="decimal"/>
-      <w:lvlText w:val="%3."/>
-      <w:lvlJc w:val="left"/>
-      <w:pPr>
-        <w:ind w:left="2160" w:hanging="360"/>
-      </w:pPr>
-    </w:lvl>
-    <w:lvl w:ilvl="3">
-      <w:start w:val="1"/>
-      <w:numFmt w:val="decimal"/>
-      <w:lvlText w:val="%4."/>
-      <w:lvlJc w:val="left"/>
-      <w:pPr>
-        <w:ind w:left="2880" w:hanging="360"/>
-      </w:pPr>
-    </w:lvl>
-    <w:lvl w:ilvl="4">
-      <w:start w:val="1"/>
-      <w:numFmt w:val="decimal"/>
-      <w:lvlText w:val="%5."/>
-      <w:lvlJc w:val="left"/>
-      <w:pPr>
-        <w:ind w:left="3600" w:hanging="360"/>
-      </w:pPr>
-    </w:lvl>
-    <w:lvl w:ilvl="5">
-      <w:start w:val="1"/>
-      <w:numFmt w:val="decimal"/>
-      <w:lvlText w:val="%6."/>
-      <w:lvlJc w:val="left"/>
-      <w:pPr>
-        <w:ind w:left="4320" w:hanging="360"/>
-      </w:pPr>
-    </w:lvl>
-    <w:lvl w:ilvl="6">
-      <w:start w:val="1"/>
-      <w:numFmt w:val="decimal"/>
-      <w:lvlText w:val="%7."/>
-      <w:lvlJc w:val="left"/>
-      <w:pPr>
-        <w:ind w:left="5040" w:hanging="360"/>
-      </w:pPr>
-    </w:lvl>
-    <w:lvl w:ilvl="7">
-      <w:start w:val="1"/>
-      <w:numFmt w:val="decimal"/>
-      <w:lvlText w:val="%8."/>
-      <w:lvlJc w:val="left"/>
-      <w:pPr>
-        <w:ind w:left="5760" w:hanging="360"/>
-      </w:pPr>
-    </w:lvl>
-    <w:lvl w:ilvl="8">
-      <w:start w:val="1"/>
-      <w:numFmt w:val="decimal"/>
-      <w:lvlText w:val="%9."/>
-      <w:lvlJc w:val="left"/>
-      <w:pPr>
-        <w:ind w:left="6480" w:hanging="360"/>
-      </w:pPr>
-    </w:lvl>
-  </w:abstractNum>
   <w:num w:numId="1">
     <w:abstractNumId w:val="0"/>
   </w:num>
   <w:num w:numId="2">
     <w:abstractNumId w:val="1"/>
+    <w:lvlOverride w:ilvl="0">
+      <w:startOverride w:val="1"/>
+    </w:lvlOverride>
   </w:num>
   <w:num w:numId="3">
-    <w:abstractNumId w:val="2"/>
+    <w:abstractNumId w:val="1"/>
+    <w:lvlOverride w:ilvl="0">
+      <w:startOverride w:val="1"/>
+    </w:lvlOverride>
+    <w:lvlOverride w:ilvl="1">
+      <w:startOverride w:val="1"/>
+    </w:lvlOverride>
+    <w:lvlOverride w:ilvl="2">
+      <w:startOverride w:val="1"/>
+    </w:lvlOverride>
   </w:num>
   <w:num w:numId="4">
-    <w:abstractNumId w:val="3"/>
+    <w:abstractNumId w:val="0"/>
   </w:num>
   <w:num w:numId="5">
-    <w:abstractNumId w:val="4"/>
+    <w:abstractNumId w:val="1"/>
+    <w:lvlOverride w:ilvl="0">
+      <w:startOverride w:val="1"/>
+    </w:lvlOverride>
   </w:num>
 </w:numbering>
 </file>

--- a/test/generator/baseline/gen.pptx.to.docx.docx
+++ b/test/generator/baseline/gen.pptx.to.docx.docx
@@ -578,8 +578,8 @@
         </w:tblBorders>
       </w:tblPr>
       <w:tblGrid>
-        <w:gridCol w:w="4513"/>
-        <w:gridCol w:w="4513"/>
+        <w:gridCol w:w="8160"/>
+        <w:gridCol w:w="8160"/>
       </w:tblGrid>
       <w:tr>
         <w:tc>
@@ -821,12 +821,12 @@
         </w:tblBorders>
       </w:tblPr>
       <w:tblGrid>
-        <w:gridCol w:w="1504"/>
-        <w:gridCol w:w="1504"/>
-        <w:gridCol w:w="1504"/>
-        <w:gridCol w:w="1504"/>
-        <w:gridCol w:w="1504"/>
-        <w:gridCol w:w="1504"/>
+        <w:gridCol w:w="2720"/>
+        <w:gridCol w:w="2720"/>
+        <w:gridCol w:w="2720"/>
+        <w:gridCol w:w="2720"/>
+        <w:gridCol w:w="2720"/>
+        <w:gridCol w:w="2720"/>
       </w:tblGrid>
       <w:tr>
         <w:tc>
@@ -1399,10 +1399,10 @@
         </w:tblBorders>
       </w:tblPr>
       <w:tblGrid>
-        <w:gridCol w:w="2256"/>
-        <w:gridCol w:w="2256"/>
-        <w:gridCol w:w="2256"/>
-        <w:gridCol w:w="2256"/>
+        <w:gridCol w:w="4080"/>
+        <w:gridCol w:w="4080"/>
+        <w:gridCol w:w="4080"/>
+        <w:gridCol w:w="4080"/>
       </w:tblGrid>
       <w:tr>
         <w:tc>
@@ -1960,8 +1960,8 @@
         </w:tblBorders>
       </w:tblPr>
       <w:tblGrid>
-        <w:gridCol w:w="4513"/>
-        <w:gridCol w:w="4513"/>
+        <w:gridCol w:w="8160"/>
+        <w:gridCol w:w="8160"/>
       </w:tblGrid>
       <w:tr>
         <w:tc>
@@ -2039,8 +2039,8 @@
         </w:tblBorders>
       </w:tblPr>
       <w:tblGrid>
-        <w:gridCol w:w="4513"/>
-        <w:gridCol w:w="4513"/>
+        <w:gridCol w:w="8160"/>
+        <w:gridCol w:w="8160"/>
       </w:tblGrid>
       <w:tr>
         <w:tc>
@@ -2115,20 +2115,20 @@
         </w:tblBorders>
       </w:tblPr>
       <w:tblGrid>
-        <w:gridCol w:w="644"/>
-        <w:gridCol w:w="644"/>
-        <w:gridCol w:w="644"/>
-        <w:gridCol w:w="644"/>
-        <w:gridCol w:w="644"/>
-        <w:gridCol w:w="644"/>
-        <w:gridCol w:w="644"/>
-        <w:gridCol w:w="644"/>
-        <w:gridCol w:w="644"/>
-        <w:gridCol w:w="644"/>
-        <w:gridCol w:w="644"/>
-        <w:gridCol w:w="644"/>
-        <w:gridCol w:w="644"/>
-        <w:gridCol w:w="644"/>
+        <w:gridCol w:w="1165"/>
+        <w:gridCol w:w="1165"/>
+        <w:gridCol w:w="1165"/>
+        <w:gridCol w:w="1165"/>
+        <w:gridCol w:w="1165"/>
+        <w:gridCol w:w="1165"/>
+        <w:gridCol w:w="1165"/>
+        <w:gridCol w:w="1165"/>
+        <w:gridCol w:w="1165"/>
+        <w:gridCol w:w="1165"/>
+        <w:gridCol w:w="1165"/>
+        <w:gridCol w:w="1165"/>
+        <w:gridCol w:w="1165"/>
+        <w:gridCol w:w="1165"/>
       </w:tblGrid>
       <w:tr>
         <w:tc>
@@ -4917,7 +4917,7 @@
       <w:r>
         <w:drawing>
           <wp:inline distT="0" distB="0" distL="0" distR="0">
-            <wp:extent cx="5731510" cy="5731510"/>
+            <wp:extent cx="10287000" cy="10287000"/>
             <wp:docPr id="1" name="image1" descr="165 Inspirational Quotes To Keep You Motivated In Life"/>
             <a:graphic xmlns:a="http://schemas.openxmlformats.org/drawingml/2006/main">
               <a:graphicData uri="http://schemas.openxmlformats.org/drawingml/2006/picture">
@@ -4935,7 +4935,7 @@
                   <pic:spPr>
                     <a:xfrm>
                       <a:off x="0" y="0"/>
-                      <a:ext cx="5731510" cy="5731510"/>
+                      <a:ext cx="10287000" cy="10287000"/>
                     </a:xfrm>
                     <a:prstGeom prst="rect">
                       <a:avLst/>
@@ -5399,10 +5399,10 @@
         </w:tblBorders>
       </w:tblPr>
       <w:tblGrid>
-        <w:gridCol w:w="2256"/>
-        <w:gridCol w:w="2256"/>
-        <w:gridCol w:w="2256"/>
-        <w:gridCol w:w="2256"/>
+        <w:gridCol w:w="4080"/>
+        <w:gridCol w:w="4080"/>
+        <w:gridCol w:w="4080"/>
+        <w:gridCol w:w="4080"/>
       </w:tblGrid>
       <w:tr>
         <w:tc>
@@ -5612,7 +5612,7 @@
       </w:tr>
     </w:tbl>
     <w:sectPr>
-      <w:pgSz w:w="11906" w:h="16838"/>
+      <w:pgSz w:w="19200" w:h="10800" w:orient="landscape"/>
       <w:pgMar w:top="1440" w:right="1440" w:bottom="1440" w:left="1440" w:header="708" w:footer="708" w:gutter="0"/>
     </w:sectPr>
   </w:body>

--- a/test/generator/baseline/gen.pptx.to.docx.docx
+++ b/test/generator/baseline/gen.pptx.to.docx.docx
@@ -29,6 +29,7 @@
       <w:r>
         <w:rPr>
           <w:rFonts w:ascii="Ubuntu" w:hAnsi="Ubuntu"/>
+          <w:color w:val="000000"/>
           <w:sz w:val="24"/>
         </w:rPr>
         <w:t xml:space="preserve">This document demonstrates the ability of the </w:t>
@@ -36,6 +37,7 @@
       <w:r>
         <w:rPr>
           <w:rFonts w:ascii="Ubuntu" w:hAnsi="Ubuntu"/>
+          <w:color w:val="000000"/>
           <w:sz w:val="24"/>
         </w:rPr>
         <w:t xml:space="preserve">calibre</w:t>
@@ -43,6 +45,7 @@
       <w:r>
         <w:rPr>
           <w:rFonts w:ascii="Ubuntu" w:hAnsi="Ubuntu"/>
+          <w:color w:val="000000"/>
           <w:sz w:val="24"/>
         </w:rPr>
         <w:t xml:space="preserve"> DOCX Input plugin to convert the various typographic features in a Microsoft Word (2007 and newer) document. Convert this document to a modern </w:t>
@@ -50,6 +53,7 @@
       <w:r>
         <w:rPr>
           <w:rFonts w:ascii="Ubuntu" w:hAnsi="Ubuntu"/>
+          <w:color w:val="000000"/>
           <w:sz w:val="24"/>
         </w:rPr>
         <w:t xml:space="preserve">ebook</w:t>
@@ -57,6 +61,7 @@
       <w:r>
         <w:rPr>
           <w:rFonts w:ascii="Ubuntu" w:hAnsi="Ubuntu"/>
+          <w:color w:val="000000"/>
           <w:sz w:val="24"/>
         </w:rPr>
         <w:t xml:space="preserve"> format, such as AZW3 for Kindles or EPUB for other </w:t>
@@ -64,6 +69,7 @@
       <w:r>
         <w:rPr>
           <w:rFonts w:ascii="Ubuntu" w:hAnsi="Ubuntu"/>
+          <w:color w:val="000000"/>
           <w:sz w:val="24"/>
         </w:rPr>
         <w:t xml:space="preserve">ebook</w:t>
@@ -71,6 +77,7 @@
       <w:r>
         <w:rPr>
           <w:rFonts w:ascii="Ubuntu" w:hAnsi="Ubuntu"/>
+          <w:color w:val="000000"/>
           <w:sz w:val="24"/>
         </w:rPr>
         <w:t xml:space="preserve"> readers, to see it in action.</w:t>
@@ -80,6 +87,7 @@
       <w:r>
         <w:rPr>
           <w:rFonts w:ascii="Ubuntu" w:hAnsi="Ubuntu"/>
+          <w:color w:val="000000"/>
           <w:sz w:val="24"/>
         </w:rPr>
         <w:t xml:space="preserve">There is support for images, tables, lists, footnotes, endnotes, links, </w:t>
@@ -87,6 +95,7 @@
       <w:r>
         <w:rPr>
           <w:rFonts w:ascii="Ubuntu" w:hAnsi="Ubuntu"/>
+          <w:color w:val="000000"/>
           <w:sz w:val="24"/>
         </w:rPr>
         <w:t xml:space="preserve">dropcaps</w:t>
@@ -94,6 +103,7 @@
       <w:r>
         <w:rPr>
           <w:rFonts w:ascii="Ubuntu" w:hAnsi="Ubuntu"/>
+          <w:color w:val="000000"/>
           <w:sz w:val="24"/>
         </w:rPr>
         <w:t xml:space="preserve"> and various types of text and paragraph level formatting.</w:t>
@@ -103,6 +113,7 @@
       <w:r>
         <w:rPr>
           <w:rFonts w:ascii="Ubuntu" w:hAnsi="Ubuntu"/>
+          <w:color w:val="000000"/>
           <w:sz w:val="24"/>
         </w:rPr>
         <w:t xml:space="preserve">To see the DOCX conversion in action, simply add this file to </w:t>
@@ -110,6 +121,7 @@
       <w:r>
         <w:rPr>
           <w:rFonts w:ascii="Ubuntu" w:hAnsi="Ubuntu"/>
+          <w:color w:val="000000"/>
           <w:sz w:val="24"/>
         </w:rPr>
         <w:t xml:space="preserve">calibre</w:t>
@@ -117,6 +129,7 @@
       <w:r>
         <w:rPr>
           <w:rFonts w:ascii="Ubuntu" w:hAnsi="Ubuntu"/>
+          <w:color w:val="000000"/>
           <w:sz w:val="24"/>
         </w:rPr>
         <w:t xml:space="preserve"> using the </w:t>
@@ -125,6 +138,7 @@
         <w:rPr>
           <w:rFonts w:ascii="Ubuntu" w:hAnsi="Ubuntu"/>
           <w:b/>
+          <w:color w:val="000000"/>
           <w:sz w:val="24"/>
         </w:rPr>
         <w:t xml:space="preserve">“Add Books” </w:t>
@@ -132,6 +146,7 @@
       <w:r>
         <w:rPr>
           <w:rFonts w:ascii="Ubuntu" w:hAnsi="Ubuntu"/>
+          <w:color w:val="000000"/>
           <w:sz w:val="24"/>
         </w:rPr>
         <w:t xml:space="preserve">button and then click “</w:t>
@@ -140,6 +155,7 @@
         <w:rPr>
           <w:rFonts w:ascii="Ubuntu" w:hAnsi="Ubuntu"/>
           <w:b/>
+          <w:color w:val="000000"/>
           <w:sz w:val="24"/>
         </w:rPr>
         <w:t xml:space="preserve">Convert”. </w:t>
@@ -147,6 +163,7 @@
       <w:r>
         <w:rPr>
           <w:rFonts w:ascii="Ubuntu" w:hAnsi="Ubuntu"/>
+          <w:color w:val="000000"/>
           <w:sz w:val="24"/>
         </w:rPr>
         <w:t xml:space="preserve"> Set the output format in the top right corner of the conversion dialog to EPUB or AZW3 and click </w:t>
@@ -155,6 +172,7 @@
         <w:rPr>
           <w:rFonts w:ascii="Ubuntu" w:hAnsi="Ubuntu"/>
           <w:b/>
+          <w:color w:val="000000"/>
           <w:sz w:val="24"/>
         </w:rPr>
         <w:t xml:space="preserve">“OK”</w:t>
@@ -162,6 +180,7 @@
       <w:r>
         <w:rPr>
           <w:rFonts w:ascii="Ubuntu" w:hAnsi="Ubuntu"/>
+          <w:color w:val="000000"/>
           <w:sz w:val="24"/>
         </w:rPr>
         <w:t xml:space="preserve">.</w:t>
@@ -203,6 +222,7 @@
       <w:r>
         <w:rPr>
           <w:rFonts w:ascii="Ubuntu" w:hAnsi="Ubuntu"/>
+          <w:color w:val="000000"/>
           <w:sz w:val="24"/>
         </w:rPr>
         <w:t xml:space="preserve">Here, we demonstrate various types of inline text formatting and the use of embedded fonts.</w:t>
@@ -212,6 +232,7 @@
       <w:r>
         <w:rPr>
           <w:rFonts w:ascii="Ubuntu" w:hAnsi="Ubuntu"/>
+          <w:color w:val="000000"/>
           <w:sz w:val="24"/>
         </w:rPr>
         <w:t xml:space="preserve">Here is some </w:t>
@@ -220,6 +241,7 @@
         <w:rPr>
           <w:rFonts w:ascii="Ubuntu" w:hAnsi="Ubuntu"/>
           <w:b/>
+          <w:color w:val="000000"/>
           <w:sz w:val="24"/>
         </w:rPr>
         <w:t xml:space="preserve">bold, </w:t>
@@ -228,6 +250,7 @@
         <w:rPr>
           <w:rFonts w:ascii="Ubuntu" w:hAnsi="Ubuntu"/>
           <w:i/>
+          <w:color w:val="000000"/>
           <w:sz w:val="24"/>
         </w:rPr>
         <w:t xml:space="preserve">italic, </w:t>
@@ -237,6 +260,7 @@
           <w:rFonts w:ascii="Ubuntu" w:hAnsi="Ubuntu"/>
           <w:b/>
           <w:i/>
+          <w:color w:val="000000"/>
           <w:sz w:val="24"/>
         </w:rPr>
         <w:t xml:space="preserve">bold-italic, </w:t>
@@ -244,6 +268,7 @@
       <w:r>
         <w:rPr>
           <w:rFonts w:ascii="Ubuntu" w:hAnsi="Ubuntu"/>
+          <w:color w:val="000000"/>
           <w:sz w:val="24"/>
           <w:u w:val="single"/>
         </w:rPr>
@@ -252,6 +277,7 @@
       <w:r>
         <w:rPr>
           <w:rFonts w:ascii="Ubuntu" w:hAnsi="Ubuntu"/>
+          <w:color w:val="000000"/>
           <w:sz w:val="24"/>
         </w:rPr>
         <w:t xml:space="preserve">and </w:t>
@@ -260,6 +286,7 @@
         <w:rPr>
           <w:rFonts w:ascii="Ubuntu" w:hAnsi="Ubuntu"/>
           <w:strike/>
+          <w:color w:val="000000"/>
           <w:sz w:val="24"/>
         </w:rPr>
         <w:t xml:space="preserve">struck out </w:t>
@@ -267,6 +294,7 @@
       <w:r>
         <w:rPr>
           <w:rFonts w:ascii="Ubuntu" w:hAnsi="Ubuntu"/>
+          <w:color w:val="000000"/>
           <w:sz w:val="24"/>
         </w:rPr>
         <w:t xml:space="preserve"> text. Then, we have a super</w:t>
@@ -274,6 +302,7 @@
       <w:r>
         <w:rPr>
           <w:rFonts w:ascii="Ubuntu" w:hAnsi="Ubuntu"/>
+          <w:color w:val="000000"/>
           <w:sz w:val="24"/>
           <w:vertAlign w:val="superscript"/>
         </w:rPr>
@@ -282,6 +311,7 @@
       <w:r>
         <w:rPr>
           <w:rFonts w:ascii="Ubuntu" w:hAnsi="Ubuntu"/>
+          <w:color w:val="000000"/>
           <w:sz w:val="24"/>
         </w:rPr>
         <w:t xml:space="preserve"> and a sub</w:t>
@@ -289,6 +319,7 @@
       <w:r>
         <w:rPr>
           <w:rFonts w:ascii="Ubuntu" w:hAnsi="Ubuntu"/>
+          <w:color w:val="000000"/>
           <w:sz w:val="24"/>
           <w:vertAlign w:val="subscript"/>
         </w:rPr>
@@ -297,6 +328,7 @@
       <w:r>
         <w:rPr>
           <w:rFonts w:ascii="Ubuntu" w:hAnsi="Ubuntu"/>
+          <w:color w:val="000000"/>
           <w:sz w:val="24"/>
         </w:rPr>
         <w:t xml:space="preserve">. Now we see some </w:t>
@@ -312,6 +344,7 @@
       <w:r>
         <w:rPr>
           <w:rFonts w:ascii="Ubuntu" w:hAnsi="Ubuntu"/>
+          <w:color w:val="000000"/>
           <w:sz w:val="24"/>
         </w:rPr>
         <w:t xml:space="preserve">, </w:t>
@@ -327,6 +360,7 @@
       <w:r>
         <w:rPr>
           <w:rFonts w:ascii="Ubuntu" w:hAnsi="Ubuntu"/>
+          <w:color w:val="000000"/>
           <w:sz w:val="24"/>
         </w:rPr>
         <w:t xml:space="preserve"> and </w:t>
@@ -342,6 +376,7 @@
       <w:r>
         <w:rPr>
           <w:rFonts w:ascii="Ubuntu" w:hAnsi="Ubuntu"/>
+          <w:color w:val="000000"/>
           <w:sz w:val="24"/>
         </w:rPr>
         <w:t xml:space="preserve"> text. Some text with a </w:t>
@@ -349,6 +384,7 @@
       <w:r>
         <w:rPr>
           <w:rFonts w:ascii="Ubuntu" w:hAnsi="Ubuntu"/>
+          <w:color w:val="000000"/>
           <w:sz w:val="24"/>
           <w:shd w:val="clear" w:color="auto" w:fill="FFFF00"/>
         </w:rPr>
@@ -357,6 +393,7 @@
       <w:r>
         <w:rPr>
           <w:rFonts w:ascii="Ubuntu" w:hAnsi="Ubuntu"/>
+          <w:color w:val="000000"/>
           <w:sz w:val="24"/>
         </w:rPr>
         <w:t xml:space="preserve"> Some text in a box. Some text in </w:t>
@@ -373,6 +410,7 @@
       <w:r>
         <w:rPr>
           <w:rFonts w:ascii="Ubuntu" w:hAnsi="Ubuntu"/>
+          <w:color w:val="000000"/>
           <w:sz w:val="24"/>
         </w:rPr>
         <w:t xml:space="preserve">.</w:t>
@@ -382,6 +420,7 @@
       <w:r>
         <w:rPr>
           <w:rFonts w:ascii="Ubuntu" w:hAnsi="Ubuntu"/>
+          <w:color w:val="000000"/>
           <w:sz w:val="24"/>
         </w:rPr>
         <w:t xml:space="preserve">A paragraph with styled text: </w:t>
@@ -398,6 +437,7 @@
       <w:r>
         <w:rPr>
           <w:rFonts w:ascii="Ubuntu" w:hAnsi="Ubuntu"/>
+          <w:color w:val="000000"/>
           <w:sz w:val="24"/>
         </w:rPr>
         <w:t xml:space="preserve">followed by </w:t>
@@ -406,6 +446,7 @@
         <w:rPr>
           <w:rFonts w:ascii="Ubuntu" w:hAnsi="Ubuntu"/>
           <w:b/>
+          <w:color w:val="000000"/>
           <w:sz w:val="24"/>
         </w:rPr>
         <w:t xml:space="preserve">strong text </w:t>
@@ -413,6 +454,7 @@
       <w:r>
         <w:rPr>
           <w:rFonts w:ascii="Ubuntu" w:hAnsi="Ubuntu"/>
+          <w:color w:val="000000"/>
           <w:sz w:val="24"/>
         </w:rPr>
         <w:t xml:space="preserve">and </w:t>
@@ -430,6 +472,7 @@
       <w:r>
         <w:rPr>
           <w:rFonts w:ascii="Ubuntu" w:hAnsi="Ubuntu"/>
+          <w:color w:val="000000"/>
           <w:sz w:val="24"/>
         </w:rPr>
         <w:t xml:space="preserve">. This paragraph uses document wide styles for styling rather than inline text properties as demonstrated in the previous paragraph — </w:t>
@@ -437,6 +480,7 @@
       <w:r>
         <w:rPr>
           <w:rFonts w:ascii="Ubuntu" w:hAnsi="Ubuntu"/>
+          <w:color w:val="000000"/>
           <w:sz w:val="24"/>
         </w:rPr>
         <w:t xml:space="preserve">calibre</w:t>
@@ -444,6 +488,7 @@
       <w:r>
         <w:rPr>
           <w:rFonts w:ascii="Ubuntu" w:hAnsi="Ubuntu"/>
+          <w:color w:val="000000"/>
           <w:sz w:val="24"/>
         </w:rPr>
         <w:t xml:space="preserve"> can handle both with equal ease.</w:t>
@@ -464,6 +509,7 @@
       <w:r>
         <w:rPr>
           <w:rFonts w:ascii="Ubuntu" w:hAnsi="Ubuntu"/>
+          <w:color w:val="000000"/>
           <w:sz w:val="24"/>
         </w:rPr>
         <w:t xml:space="preserve">This document has embedded the Ubuntu font family. The body text is in the Ubuntu typeface, here is </w:t>
@@ -471,6 +517,7 @@
       <w:r>
         <w:rPr>
           <w:rFonts w:ascii="Ubuntu Mono" w:hAnsi="Ubuntu Mono"/>
+          <w:color w:val="000000"/>
           <w:sz w:val="24"/>
         </w:rPr>
         <w:t xml:space="preserve">some text in the Ubuntu Mono typeface, notice how every letter has the same width, even </w:t>
@@ -478,6 +525,7 @@
       <w:r>
         <w:rPr>
           <w:rFonts w:ascii="Ubuntu Mono" w:hAnsi="Ubuntu Mono"/>
+          <w:color w:val="000000"/>
           <w:sz w:val="24"/>
         </w:rPr>
         <w:t xml:space="preserve">i</w:t>
@@ -485,6 +533,7 @@
       <w:r>
         <w:rPr>
           <w:rFonts w:ascii="Ubuntu Mono" w:hAnsi="Ubuntu Mono"/>
+          <w:color w:val="000000"/>
           <w:sz w:val="24"/>
         </w:rPr>
         <w:t xml:space="preserve"> and m</w:t>
@@ -492,6 +541,7 @@
       <w:r>
         <w:rPr>
           <w:rFonts w:ascii="Ubuntu" w:hAnsi="Ubuntu"/>
+          <w:color w:val="000000"/>
           <w:sz w:val="24"/>
         </w:rPr>
         <w:t xml:space="preserve">. Every embedded font will automatically be embedded in the output </w:t>
@@ -499,6 +549,7 @@
       <w:r>
         <w:rPr>
           <w:rFonts w:ascii="Ubuntu" w:hAnsi="Ubuntu"/>
+          <w:color w:val="000000"/>
           <w:sz w:val="24"/>
         </w:rPr>
         <w:t xml:space="preserve">ebook</w:t>
@@ -506,6 +557,7 @@
       <w:r>
         <w:rPr>
           <w:rFonts w:ascii="Ubuntu" w:hAnsi="Ubuntu"/>
+          <w:color w:val="000000"/>
           <w:sz w:val="24"/>
         </w:rPr>
         <w:t xml:space="preserve"> during conversion. </w:t>
@@ -529,6 +581,7 @@
       <w:r>
         <w:rPr>
           <w:rFonts w:ascii="Ubuntu" w:hAnsi="Ubuntu"/>
+          <w:color w:val="000000"/>
           <w:sz w:val="24"/>
         </w:rPr>
         <w:t xml:space="preserve">You can do crazy things with paragraphs, if the urge strikes you. For instance this paragraph is right aligned and has a right border. It has also been given a light gray background.</w:t>
@@ -538,6 +591,7 @@
       <w:r>
         <w:rPr>
           <w:rFonts w:ascii="Ubuntu" w:hAnsi="Ubuntu"/>
+          <w:color w:val="000000"/>
           <w:sz w:val="24"/>
         </w:rPr>
         <w:t xml:space="preserve">For the lovers of poetry amongst you, paragraphs with hanging indents, like this often come in handy. You can use hanging indents to ensure that a line of poetry retains its individual identity as a line even when the screen is  too narrow to display it as a single line. Not only does this paragraph have a hanging indent, it is also has an extra top margin, setting it apart from the preceding paragraph.</w:t>
@@ -772,6 +826,7 @@
       <w:r>
         <w:rPr>
           <w:rFonts w:ascii="Ubuntu" w:hAnsi="Ubuntu"/>
+          <w:color w:val="000000"/>
           <w:sz w:val="24"/>
         </w:rPr>
         <w:t xml:space="preserve"> Tables in Word can vary from the extremely simple to the extremely complex. </w:t>
@@ -779,6 +834,7 @@
       <w:r>
         <w:rPr>
           <w:rFonts w:ascii="Ubuntu" w:hAnsi="Ubuntu"/>
+          <w:color w:val="000000"/>
           <w:sz w:val="24"/>
         </w:rPr>
         <w:t xml:space="preserve">calibre</w:t>
@@ -786,6 +842,7 @@
       <w:r>
         <w:rPr>
           <w:rFonts w:ascii="Ubuntu" w:hAnsi="Ubuntu"/>
+          <w:color w:val="000000"/>
           <w:sz w:val="24"/>
         </w:rPr>
         <w:t xml:space="preserve"> tries to do its best when converting tables. While you may run into trouble with the occasional table, the vast majority of common cases should be converted very well, as demonstrated in this section. Note that for optimum results, when creating tables in Word, you should set their widths using percentages, rather than absolute units.  To the left of this paragraph is a floating two column table with a nice green border and header row.</w:t>
@@ -793,6 +850,7 @@
       <w:r>
         <w:rPr>
           <w:rFonts w:ascii="Ubuntu" w:hAnsi="Ubuntu"/>
+          <w:color w:val="000000"/>
           <w:sz w:val="24"/>
         </w:rPr>
         <w:t xml:space="preserve"> </w:t>
@@ -802,6 +860,7 @@
       <w:r>
         <w:rPr>
           <w:rFonts w:ascii="Ubuntu" w:hAnsi="Ubuntu"/>
+          <w:color w:val="000000"/>
           <w:sz w:val="24"/>
         </w:rPr>
         <w:t xml:space="preserve"> Now let’s look at a fancier table—one with alternating row colors and partial borders. This table is stretched out to take 100% of the available width.</w:t>
@@ -1380,6 +1439,7 @@
       <w:r>
         <w:rPr>
           <w:rFonts w:ascii="Ubuntu" w:hAnsi="Ubuntu"/>
+          <w:color w:val="000000"/>
           <w:sz w:val="24"/>
         </w:rPr>
         <w:t xml:space="preserve">Next, we see a table with special formatting in various locations. Notice how the formatting for the header row and sub header rows is preserved.</w:t>
@@ -1918,6 +1978,7 @@
       <w:r>
         <w:rPr>
           <w:rFonts w:ascii="Ubuntu" w:hAnsi="Ubuntu"/>
+          <w:color w:val="000000"/>
           <w:sz w:val="20"/>
         </w:rPr>
         <w:t xml:space="preserve"> Fictitious data, for illustration purposes only</w:t>
@@ -1925,6 +1986,7 @@
       <w:r>
         <w:rPr>
           <w:rFonts w:ascii="Ubuntu" w:hAnsi="Ubuntu"/>
+          <w:color w:val="000000"/>
           <w:sz w:val="20"/>
         </w:rPr>
         <w:t xml:space="preserve"> </w:t>
@@ -1934,6 +1996,7 @@
       <w:r>
         <w:rPr>
           <w:rFonts w:ascii="Ubuntu" w:hAnsi="Ubuntu"/>
+          <w:color w:val="000000"/>
           <w:sz w:val="24"/>
         </w:rPr>
         <w:t xml:space="preserve">Next, we have something a little more complex, a nested table, i.e. a table inside another table. Additionally, the inner table has some of its cells merged. The table is displayed horizontally centered.</w:t>
@@ -1941,6 +2004,7 @@
       <w:r>
         <w:rPr>
           <w:rFonts w:ascii="Ubuntu" w:hAnsi="Ubuntu"/>
+          <w:color w:val="000000"/>
           <w:sz w:val="24"/>
         </w:rPr>
         <w:t xml:space="preserve"> </w:t>
@@ -2082,6 +2146,7 @@
       <w:r>
         <w:rPr>
           <w:rFonts w:ascii="Ubuntu" w:hAnsi="Ubuntu"/>
+          <w:color w:val="000000"/>
           <w:sz w:val="24"/>
         </w:rPr>
         <w:t xml:space="preserve"> We end with a fancy calendar, note how much of the original formatting is preserved. Note that this table will only display correctly on relatively wide screens. In general, very wide tables or tables whose cells have fixed width requirements don’t fare well in </w:t>
@@ -2089,6 +2154,7 @@
       <w:r>
         <w:rPr>
           <w:rFonts w:ascii="Ubuntu" w:hAnsi="Ubuntu"/>
+          <w:color w:val="000000"/>
           <w:sz w:val="24"/>
         </w:rPr>
         <w:t xml:space="preserve">ebooks</w:t>
@@ -2096,6 +2162,7 @@
       <w:r>
         <w:rPr>
           <w:rFonts w:ascii="Ubuntu" w:hAnsi="Ubuntu"/>
+          <w:color w:val="000000"/>
           <w:sz w:val="24"/>
         </w:rPr>
         <w:t xml:space="preserve">.</w:t>
@@ -4687,6 +4754,7 @@
       <w:r>
         <w:rPr>
           <w:rFonts w:ascii="Ubuntu" w:hAnsi="Ubuntu"/>
+          <w:color w:val="000000"/>
           <w:sz w:val="24"/>
         </w:rPr>
         <w:t xml:space="preserve">Miscellaneous structural elements you can add to your document, like footnotes, endnotes, </w:t>
@@ -4694,6 +4762,7 @@
       <w:r>
         <w:rPr>
           <w:rFonts w:ascii="Ubuntu" w:hAnsi="Ubuntu"/>
+          <w:color w:val="000000"/>
           <w:sz w:val="24"/>
         </w:rPr>
         <w:t xml:space="preserve">dropcaps</w:t>
@@ -4701,6 +4770,7 @@
       <w:r>
         <w:rPr>
           <w:rFonts w:ascii="Ubuntu" w:hAnsi="Ubuntu"/>
+          <w:color w:val="000000"/>
           <w:sz w:val="24"/>
         </w:rPr>
         <w:t xml:space="preserve"> and the like. </w:t>
@@ -4721,6 +4791,7 @@
       <w:r>
         <w:rPr>
           <w:rFonts w:ascii="Ubuntu" w:hAnsi="Ubuntu"/>
+          <w:color w:val="000000"/>
           <w:sz w:val="24"/>
         </w:rPr>
         <w:t xml:space="preserve">Footnotes</w:t>
@@ -4728,6 +4799,7 @@
       <w:r>
         <w:rPr>
           <w:rFonts w:ascii="Ubuntu" w:hAnsi="Ubuntu"/>
+          <w:color w:val="000000"/>
           <w:sz w:val="24"/>
           <w:vertAlign w:val="superscript"/>
         </w:rPr>
@@ -4736,6 +4808,7 @@
       <w:r>
         <w:rPr>
           <w:rFonts w:ascii="Ubuntu" w:hAnsi="Ubuntu"/>
+          <w:color w:val="000000"/>
           <w:sz w:val="24"/>
         </w:rPr>
         <w:t xml:space="preserve"> and </w:t>
@@ -4743,6 +4816,7 @@
       <w:r>
         <w:rPr>
           <w:rFonts w:ascii="Ubuntu" w:hAnsi="Ubuntu"/>
+          <w:color w:val="000000"/>
           <w:sz w:val="24"/>
         </w:rPr>
         <w:t xml:space="preserve">endnotes</w:t>
@@ -4750,6 +4824,7 @@
       <w:r>
         <w:rPr>
           <w:rFonts w:ascii="Ubuntu" w:hAnsi="Ubuntu"/>
+          <w:color w:val="000000"/>
           <w:sz w:val="24"/>
           <w:vertAlign w:val="superscript"/>
         </w:rPr>
@@ -4758,6 +4833,7 @@
       <w:r>
         <w:rPr>
           <w:rFonts w:ascii="Ubuntu" w:hAnsi="Ubuntu"/>
+          <w:color w:val="000000"/>
           <w:sz w:val="24"/>
         </w:rPr>
         <w:t xml:space="preserve"> are automatically recognized and both are converted to endnotes, with backlinks for maximum ease of use in </w:t>
@@ -4765,6 +4841,7 @@
       <w:r>
         <w:rPr>
           <w:rFonts w:ascii="Ubuntu" w:hAnsi="Ubuntu"/>
+          <w:color w:val="000000"/>
           <w:sz w:val="24"/>
         </w:rPr>
         <w:t xml:space="preserve">ebook</w:t>
@@ -4772,6 +4849,7 @@
       <w:r>
         <w:rPr>
           <w:rFonts w:ascii="Ubuntu" w:hAnsi="Ubuntu"/>
+          <w:color w:val="000000"/>
           <w:sz w:val="24"/>
         </w:rPr>
         <w:t xml:space="preserve"> devices.</w:t>
@@ -4792,6 +4870,7 @@
       <w:r>
         <w:rPr>
           <w:rFonts w:ascii="Ubuntu" w:hAnsi="Ubuntu"/>
+          <w:color w:val="000000"/>
           <w:sz w:val="118"/>
         </w:rPr>
         <w:t xml:space="preserve">D</w:t>
@@ -4801,6 +4880,7 @@
       <w:r>
         <w:rPr>
           <w:rFonts w:ascii="Ubuntu" w:hAnsi="Ubuntu"/>
+          <w:color w:val="000000"/>
           <w:sz w:val="24"/>
         </w:rPr>
         <w:t xml:space="preserve">rop</w:t>
@@ -4808,6 +4888,7 @@
       <w:r>
         <w:rPr>
           <w:rFonts w:ascii="Ubuntu" w:hAnsi="Ubuntu"/>
+          <w:color w:val="000000"/>
           <w:sz w:val="24"/>
         </w:rPr>
         <w:t xml:space="preserve"> caps are used to emphasize the leading paragraph at the start of a section. In Word it is possible to specify how many lines of text a drop-cap should use. </w:t>
@@ -4828,6 +4909,7 @@
       <w:r>
         <w:rPr>
           <w:rFonts w:ascii="Ubuntu" w:hAnsi="Ubuntu"/>
+          <w:color w:val="000000"/>
           <w:sz w:val="24"/>
         </w:rPr>
         <w:t xml:space="preserve">Two kinds of links are possible, those that refer to an external website and those that refer to locations inside the document itself. Both are supported by </w:t>
@@ -4835,6 +4917,7 @@
       <w:r>
         <w:rPr>
           <w:rFonts w:ascii="Ubuntu" w:hAnsi="Ubuntu"/>
+          <w:color w:val="000000"/>
           <w:sz w:val="24"/>
         </w:rPr>
         <w:t xml:space="preserve">calibre</w:t>
@@ -4842,6 +4925,7 @@
       <w:r>
         <w:rPr>
           <w:rFonts w:ascii="Ubuntu" w:hAnsi="Ubuntu"/>
+          <w:color w:val="000000"/>
           <w:sz w:val="24"/>
         </w:rPr>
         <w:t xml:space="preserve">. For example, here is a link pointing to the </w:t>
@@ -4851,6 +4935,7 @@
           <w:rPr>
             <w:rStyle w:val="Hyperlink"/>
             <w:rFonts w:ascii="Ubuntu" w:hAnsi="Ubuntu"/>
+            <w:color w:val="000000"/>
             <w:sz w:val="24"/>
             <w:u w:val="single"/>
           </w:rPr>
@@ -4860,6 +4945,7 @@
       <w:r>
         <w:rPr>
           <w:rFonts w:ascii="Ubuntu" w:hAnsi="Ubuntu"/>
+          <w:color w:val="000000"/>
           <w:sz w:val="24"/>
         </w:rPr>
         <w:t xml:space="preserve">. Then we have a link that points back to the section on </w:t>
@@ -4869,6 +4955,7 @@
           <w:rPr>
             <w:rStyle w:val="Hyperlink"/>
             <w:rFonts w:ascii="Ubuntu" w:hAnsi="Ubuntu"/>
+            <w:color w:val="000000"/>
             <w:sz w:val="24"/>
             <w:u w:val="single"/>
           </w:rPr>
@@ -4878,6 +4965,7 @@
       <w:r>
         <w:rPr>
           <w:rFonts w:ascii="Ubuntu" w:hAnsi="Ubuntu"/>
+          <w:color w:val="000000"/>
           <w:sz w:val="24"/>
         </w:rPr>
         <w:t xml:space="preserve"> in this document.</w:t>
@@ -4908,6 +4996,7 @@
       <w:r>
         <w:rPr>
           <w:rFonts w:ascii="Ubuntu" w:hAnsi="Ubuntu"/>
+          <w:color w:val="000000"/>
           <w:sz w:val="24"/>
         </w:rPr>
         <w:t xml:space="preserve">Centered images like this are useful for large pictures that should be a focus of attention. </w:t>
@@ -4917,7 +5006,7 @@
       <w:r>
         <w:drawing>
           <wp:inline distT="0" distB="0" distL="0" distR="0">
-            <wp:extent cx="10287000" cy="10287000"/>
+            <wp:extent cx="3574542" cy="3605530"/>
             <wp:docPr id="1" name="image1" descr="165 Inspirational Quotes To Keep You Motivated In Life"/>
             <a:graphic xmlns:a="http://schemas.openxmlformats.org/drawingml/2006/main">
               <a:graphicData uri="http://schemas.openxmlformats.org/drawingml/2006/picture">
@@ -4935,7 +5024,7 @@
                   <pic:spPr>
                     <a:xfrm>
                       <a:off x="0" y="0"/>
-                      <a:ext cx="10287000" cy="10287000"/>
+                      <a:ext cx="3574542" cy="3605530"/>
                     </a:xfrm>
                     <a:prstGeom prst="rect">
                       <a:avLst/>
@@ -4952,6 +5041,7 @@
       <w:r>
         <w:rPr>
           <w:rFonts w:ascii="Ubuntu" w:hAnsi="Ubuntu"/>
+          <w:color w:val="000000"/>
           <w:sz w:val="24"/>
         </w:rPr>
         <w:t xml:space="preserve">There is no analogous technology in ebooks, so theconversion will usually end up placingthe image either centered or floating close to the point in the text where itwas </w:t>
@@ -4968,6 +5058,7 @@
       <w:r>
         <w:rPr>
           <w:rFonts w:ascii="Ubuntu" w:hAnsi="Ubuntu"/>
+          <w:color w:val="000000"/>
           <w:sz w:val="24"/>
         </w:rPr>
         <w:t xml:space="preserve">, notnecessarily where it appears on the page in Word.</w:t>
@@ -5069,6 +5160,7 @@
       <w:r>
         <w:rPr>
           <w:rFonts w:ascii="Ubuntu" w:hAnsi="Ubuntu"/>
+          <w:color w:val="000000"/>
           <w:sz w:val="24"/>
         </w:rPr>
         <w:t xml:space="preserve">One, with a very long line to demonstrate that the hanging indent for the list is working correctly</w:t>
@@ -5085,6 +5177,7 @@
       <w:r>
         <w:rPr>
           <w:rFonts w:ascii="Ubuntu" w:hAnsi="Ubuntu"/>
+          <w:color w:val="000000"/>
           <w:sz w:val="24"/>
         </w:rPr>
         <w:t xml:space="preserve">Two</w:t>
@@ -5112,6 +5205,7 @@
       <w:r>
         <w:rPr>
           <w:rFonts w:ascii="Ubuntu" w:hAnsi="Ubuntu"/>
+          <w:color w:val="000000"/>
           <w:sz w:val="24"/>
         </w:rPr>
         <w:t xml:space="preserve">One</w:t>
@@ -5128,6 +5222,7 @@
       <w:r>
         <w:rPr>
           <w:rFonts w:ascii="Ubuntu" w:hAnsi="Ubuntu"/>
+          <w:color w:val="000000"/>
           <w:sz w:val="24"/>
         </w:rPr>
         <w:t xml:space="preserve">Two</w:t>
@@ -5144,6 +5239,7 @@
       <w:r>
         <w:rPr>
           <w:rFonts w:ascii="Ubuntu" w:hAnsi="Ubuntu"/>
+          <w:color w:val="000000"/>
           <w:sz w:val="24"/>
         </w:rPr>
         <w:t xml:space="preserve">Three</w:t>
@@ -5160,6 +5256,7 @@
       <w:r>
         <w:rPr>
           <w:rFonts w:ascii="Ubuntu" w:hAnsi="Ubuntu"/>
+          <w:color w:val="000000"/>
           <w:sz w:val="24"/>
         </w:rPr>
         <w:t xml:space="preserve">Four with a very long line to demonstrate that the hanging indent for the list is working correctly.</w:t>
@@ -5176,6 +5273,7 @@
       <w:r>
         <w:rPr>
           <w:rFonts w:ascii="Ubuntu" w:hAnsi="Ubuntu"/>
+          <w:color w:val="000000"/>
           <w:sz w:val="24"/>
         </w:rPr>
         <w:t xml:space="preserve">Five</w:t>
@@ -5192,6 +5290,7 @@
       <w:r>
         <w:rPr>
           <w:rFonts w:ascii="Ubuntu" w:hAnsi="Ubuntu"/>
+          <w:color w:val="000000"/>
           <w:sz w:val="24"/>
         </w:rPr>
         <w:t xml:space="preserve">Six</w:t>
@@ -5201,6 +5300,7 @@
       <w:r>
         <w:rPr>
           <w:rFonts w:ascii="Ubuntu" w:hAnsi="Ubuntu"/>
+          <w:color w:val="000000"/>
           <w:sz w:val="24"/>
         </w:rPr>
         <w:t xml:space="preserve">A Multi-level list with bullets:</w:t>
@@ -5217,6 +5317,7 @@
       <w:r>
         <w:rPr>
           <w:rFonts w:ascii="Ubuntu" w:hAnsi="Ubuntu"/>
+          <w:color w:val="000000"/>
           <w:sz w:val="24"/>
         </w:rPr>
         <w:t xml:space="preserve">One</w:t>
@@ -5233,6 +5334,7 @@
       <w:r>
         <w:rPr>
           <w:rFonts w:ascii="Ubuntu" w:hAnsi="Ubuntu"/>
+          <w:color w:val="000000"/>
           <w:sz w:val="24"/>
         </w:rPr>
         <w:t xml:space="preserve">Two</w:t>
@@ -5249,6 +5351,7 @@
       <w:r>
         <w:rPr>
           <w:rFonts w:ascii="Ubuntu" w:hAnsi="Ubuntu"/>
+          <w:color w:val="000000"/>
           <w:sz w:val="24"/>
         </w:rPr>
         <w:t xml:space="preserve">This bullet uses an image as the bullet item</w:t>
@@ -5265,6 +5368,7 @@
       <w:r>
         <w:rPr>
           <w:rFonts w:ascii="Ubuntu" w:hAnsi="Ubuntu"/>
+          <w:color w:val="000000"/>
           <w:sz w:val="24"/>
         </w:rPr>
         <w:t xml:space="preserve">Four</w:t>
@@ -5281,6 +5385,7 @@
       <w:r>
         <w:rPr>
           <w:rFonts w:ascii="Ubuntu" w:hAnsi="Ubuntu"/>
+          <w:color w:val="000000"/>
           <w:sz w:val="24"/>
         </w:rPr>
         <w:t xml:space="preserve">Five</w:t>
@@ -5308,6 +5413,7 @@
       <w:r>
         <w:rPr>
           <w:rFonts w:ascii="Ubuntu" w:hAnsi="Ubuntu"/>
+          <w:color w:val="000000"/>
           <w:sz w:val="24"/>
         </w:rPr>
         <w:t xml:space="preserve">One</w:t>
@@ -5324,6 +5430,7 @@
       <w:r>
         <w:rPr>
           <w:rFonts w:ascii="Ubuntu" w:hAnsi="Ubuntu"/>
+          <w:color w:val="000000"/>
           <w:sz w:val="24"/>
         </w:rPr>
         <w:t xml:space="preserve">Two</w:t>
@@ -5333,6 +5440,7 @@
       <w:r>
         <w:rPr>
           <w:rFonts w:ascii="Ubuntu" w:hAnsi="Ubuntu"/>
+          <w:color w:val="000000"/>
           <w:sz w:val="24"/>
         </w:rPr>
         <w:t xml:space="preserve">An interruption in our regularly scheduled listing, for this essential and very relevant public service announcement.</w:t>
@@ -5349,6 +5457,7 @@
       <w:r>
         <w:rPr>
           <w:rFonts w:ascii="Ubuntu" w:hAnsi="Ubuntu"/>
+          <w:color w:val="000000"/>
           <w:sz w:val="24"/>
         </w:rPr>
         <w:t xml:space="preserve">We now resume our normal programming</w:t>
@@ -5365,6 +5474,7 @@
       <w:r>
         <w:rPr>
           <w:rFonts w:ascii="Ubuntu" w:hAnsi="Ubuntu"/>
+          <w:color w:val="000000"/>
           <w:sz w:val="24"/>
         </w:rPr>
         <w:t xml:space="preserve">Four</w:t>
@@ -5381,6 +5491,10 @@
       </w:pPr>
       <w:bookmarkStart w:id="5" w:name="charts"/>
       <w:r>
+        <w:rPr>
+          <w:color w:val="000000"/>
+          <w:sz w:val="88"/>
+        </w:rPr>
         <w:t xml:space="preserve">Charts</w:t>
       </w:r>
       <w:bookmarkEnd w:id="5"/>

--- a/test/generator/baseline/gen.pptx.to.docx.docx
+++ b/test/generator/baseline/gen.pptx.to.docx.docx
@@ -2031,6 +2031,7 @@
         <w:tc>
           <w:tcPr>
             <w:tcW w:w="0" w:type="auto"/>
+            <w:vMerge w:val="restart"/>
           </w:tcPr>
           <w:p>
             <w:r>
@@ -2070,6 +2071,7 @@
         <w:tc>
           <w:tcPr>
             <w:tcW w:w="0" w:type="auto"/>
+            <w:vMerge/>
           </w:tcPr>
           <w:p/>
         </w:tc>
@@ -2201,6 +2203,7 @@
         <w:tc>
           <w:tcPr>
             <w:tcW w:w="0" w:type="auto"/>
+            <w:gridSpan w:val="13"/>
           </w:tcPr>
           <w:p>
             <w:r>
@@ -2212,78 +2215,6 @@
               <w:t xml:space="preserve">December 2007 </w:t>
             </w:r>
           </w:p>
-        </w:tc>
-        <w:tc>
-          <w:tcPr>
-            <w:tcW w:w="0" w:type="auto"/>
-          </w:tcPr>
-          <w:p/>
-        </w:tc>
-        <w:tc>
-          <w:tcPr>
-            <w:tcW w:w="0" w:type="auto"/>
-          </w:tcPr>
-          <w:p/>
-        </w:tc>
-        <w:tc>
-          <w:tcPr>
-            <w:tcW w:w="0" w:type="auto"/>
-          </w:tcPr>
-          <w:p/>
-        </w:tc>
-        <w:tc>
-          <w:tcPr>
-            <w:tcW w:w="0" w:type="auto"/>
-          </w:tcPr>
-          <w:p/>
-        </w:tc>
-        <w:tc>
-          <w:tcPr>
-            <w:tcW w:w="0" w:type="auto"/>
-          </w:tcPr>
-          <w:p/>
-        </w:tc>
-        <w:tc>
-          <w:tcPr>
-            <w:tcW w:w="0" w:type="auto"/>
-          </w:tcPr>
-          <w:p/>
-        </w:tc>
-        <w:tc>
-          <w:tcPr>
-            <w:tcW w:w="0" w:type="auto"/>
-          </w:tcPr>
-          <w:p/>
-        </w:tc>
-        <w:tc>
-          <w:tcPr>
-            <w:tcW w:w="0" w:type="auto"/>
-          </w:tcPr>
-          <w:p/>
-        </w:tc>
-        <w:tc>
-          <w:tcPr>
-            <w:tcW w:w="0" w:type="auto"/>
-          </w:tcPr>
-          <w:p/>
-        </w:tc>
-        <w:tc>
-          <w:tcPr>
-            <w:tcW w:w="0" w:type="auto"/>
-          </w:tcPr>
-          <w:p/>
-        </w:tc>
-        <w:tc>
-          <w:tcPr>
-            <w:tcW w:w="0" w:type="auto"/>
-          </w:tcPr>
-          <w:p/>
-        </w:tc>
-        <w:tc>
-          <w:tcPr>
-            <w:tcW w:w="0" w:type="auto"/>
-          </w:tcPr>
-          <w:p/>
         </w:tc>
         <w:tc>
           <w:tcPr>
@@ -2476,6 +2407,7 @@
         <w:tc>
           <w:tcPr>
             <w:tcW w:w="0" w:type="auto"/>
+            <w:gridSpan w:val="2"/>
           </w:tcPr>
           <w:p>
             <w:r>
@@ -2487,12 +2419,6 @@
               <w:t xml:space="preserve">Sat </w:t>
             </w:r>
           </w:p>
-        </w:tc>
-        <w:tc>
-          <w:tcPr>
-            <w:tcW w:w="0" w:type="auto"/>
-          </w:tcPr>
-          <w:p/>
         </w:tc>
       </w:tr>
       <w:tr>
@@ -2679,6 +2605,7 @@
         <w:tc>
           <w:tcPr>
             <w:tcW w:w="0" w:type="auto"/>
+            <w:gridSpan w:val="2"/>
           </w:tcPr>
           <w:p>
             <w:r>
@@ -2690,12 +2617,6 @@
               <w:t xml:space="preserve">1 </w:t>
             </w:r>
           </w:p>
-        </w:tc>
-        <w:tc>
-          <w:tcPr>
-            <w:tcW w:w="0" w:type="auto"/>
-          </w:tcPr>
-          <w:p/>
         </w:tc>
       </w:tr>
       <w:tr>
@@ -2882,23 +2803,18 @@
         <w:tc>
           <w:tcPr>
             <w:tcW w:w="0" w:type="auto"/>
-          </w:tcPr>
-          <w:p>
-            <w:r>
-              <w:rPr>
-                <w:rFonts w:ascii="Ubuntu" w:hAnsi="Ubuntu"/>
-                <w:color w:val="7F7F7F"/>
-                <w:sz w:val="24"/>
-              </w:rPr>
-              <w:t xml:space="preserve"> </w:t>
-            </w:r>
-          </w:p>
-        </w:tc>
-        <w:tc>
-          <w:tcPr>
-            <w:tcW w:w="0" w:type="auto"/>
-          </w:tcPr>
-          <w:p/>
+            <w:gridSpan w:val="2"/>
+          </w:tcPr>
+          <w:p>
+            <w:r>
+              <w:rPr>
+                <w:rFonts w:ascii="Ubuntu" w:hAnsi="Ubuntu"/>
+                <w:color w:val="7F7F7F"/>
+                <w:sz w:val="24"/>
+              </w:rPr>
+              <w:t xml:space="preserve"> </w:t>
+            </w:r>
+          </w:p>
         </w:tc>
       </w:tr>
       <w:tr>
@@ -3085,6 +3001,7 @@
         <w:tc>
           <w:tcPr>
             <w:tcW w:w="0" w:type="auto"/>
+            <w:gridSpan w:val="2"/>
           </w:tcPr>
           <w:p>
             <w:r>
@@ -3096,12 +3013,6 @@
               <w:t xml:space="preserve">8 </w:t>
             </w:r>
           </w:p>
-        </w:tc>
-        <w:tc>
-          <w:tcPr>
-            <w:tcW w:w="0" w:type="auto"/>
-          </w:tcPr>
-          <w:p/>
         </w:tc>
       </w:tr>
       <w:tr>
@@ -3288,23 +3199,18 @@
         <w:tc>
           <w:tcPr>
             <w:tcW w:w="0" w:type="auto"/>
-          </w:tcPr>
-          <w:p>
-            <w:r>
-              <w:rPr>
-                <w:rFonts w:ascii="Ubuntu" w:hAnsi="Ubuntu"/>
-                <w:color w:val="7F7F7F"/>
-                <w:sz w:val="24"/>
-              </w:rPr>
-              <w:t xml:space="preserve"> </w:t>
-            </w:r>
-          </w:p>
-        </w:tc>
-        <w:tc>
-          <w:tcPr>
-            <w:tcW w:w="0" w:type="auto"/>
-          </w:tcPr>
-          <w:p/>
+            <w:gridSpan w:val="2"/>
+          </w:tcPr>
+          <w:p>
+            <w:r>
+              <w:rPr>
+                <w:rFonts w:ascii="Ubuntu" w:hAnsi="Ubuntu"/>
+                <w:color w:val="7F7F7F"/>
+                <w:sz w:val="24"/>
+              </w:rPr>
+              <w:t xml:space="preserve"> </w:t>
+            </w:r>
+          </w:p>
         </w:tc>
       </w:tr>
       <w:tr>
@@ -3491,6 +3397,7 @@
         <w:tc>
           <w:tcPr>
             <w:tcW w:w="0" w:type="auto"/>
+            <w:gridSpan w:val="2"/>
           </w:tcPr>
           <w:p>
             <w:r>
@@ -3502,12 +3409,6 @@
               <w:t xml:space="preserve">15 </w:t>
             </w:r>
           </w:p>
-        </w:tc>
-        <w:tc>
-          <w:tcPr>
-            <w:tcW w:w="0" w:type="auto"/>
-          </w:tcPr>
-          <w:p/>
         </w:tc>
       </w:tr>
       <w:tr>
@@ -3694,23 +3595,18 @@
         <w:tc>
           <w:tcPr>
             <w:tcW w:w="0" w:type="auto"/>
-          </w:tcPr>
-          <w:p>
-            <w:r>
-              <w:rPr>
-                <w:rFonts w:ascii="Ubuntu" w:hAnsi="Ubuntu"/>
-                <w:color w:val="7F7F7F"/>
-                <w:sz w:val="24"/>
-              </w:rPr>
-              <w:t xml:space="preserve"> </w:t>
-            </w:r>
-          </w:p>
-        </w:tc>
-        <w:tc>
-          <w:tcPr>
-            <w:tcW w:w="0" w:type="auto"/>
-          </w:tcPr>
-          <w:p/>
+            <w:gridSpan w:val="2"/>
+          </w:tcPr>
+          <w:p>
+            <w:r>
+              <w:rPr>
+                <w:rFonts w:ascii="Ubuntu" w:hAnsi="Ubuntu"/>
+                <w:color w:val="7F7F7F"/>
+                <w:sz w:val="24"/>
+              </w:rPr>
+              <w:t xml:space="preserve"> </w:t>
+            </w:r>
+          </w:p>
         </w:tc>
       </w:tr>
       <w:tr>
@@ -3897,6 +3793,7 @@
         <w:tc>
           <w:tcPr>
             <w:tcW w:w="0" w:type="auto"/>
+            <w:gridSpan w:val="2"/>
           </w:tcPr>
           <w:p>
             <w:r>
@@ -3908,12 +3805,6 @@
               <w:t xml:space="preserve">22 </w:t>
             </w:r>
           </w:p>
-        </w:tc>
-        <w:tc>
-          <w:tcPr>
-            <w:tcW w:w="0" w:type="auto"/>
-          </w:tcPr>
-          <w:p/>
         </w:tc>
       </w:tr>
       <w:tr>
@@ -4100,23 +3991,18 @@
         <w:tc>
           <w:tcPr>
             <w:tcW w:w="0" w:type="auto"/>
-          </w:tcPr>
-          <w:p>
-            <w:r>
-              <w:rPr>
-                <w:rFonts w:ascii="Ubuntu" w:hAnsi="Ubuntu"/>
-                <w:color w:val="7F7F7F"/>
-                <w:sz w:val="24"/>
-              </w:rPr>
-              <w:t xml:space="preserve"> </w:t>
-            </w:r>
-          </w:p>
-        </w:tc>
-        <w:tc>
-          <w:tcPr>
-            <w:tcW w:w="0" w:type="auto"/>
-          </w:tcPr>
-          <w:p/>
+            <w:gridSpan w:val="2"/>
+          </w:tcPr>
+          <w:p>
+            <w:r>
+              <w:rPr>
+                <w:rFonts w:ascii="Ubuntu" w:hAnsi="Ubuntu"/>
+                <w:color w:val="7F7F7F"/>
+                <w:sz w:val="24"/>
+              </w:rPr>
+              <w:t xml:space="preserve"> </w:t>
+            </w:r>
+          </w:p>
         </w:tc>
       </w:tr>
       <w:tr>
@@ -4303,6 +4189,7 @@
         <w:tc>
           <w:tcPr>
             <w:tcW w:w="0" w:type="auto"/>
+            <w:gridSpan w:val="2"/>
           </w:tcPr>
           <w:p>
             <w:r>
@@ -4314,12 +4201,6 @@
               <w:t xml:space="preserve">29 </w:t>
             </w:r>
           </w:p>
-        </w:tc>
-        <w:tc>
-          <w:tcPr>
-            <w:tcW w:w="0" w:type="auto"/>
-          </w:tcPr>
-          <w:p/>
         </w:tc>
       </w:tr>
       <w:tr>
@@ -4506,23 +4387,18 @@
         <w:tc>
           <w:tcPr>
             <w:tcW w:w="0" w:type="auto"/>
-          </w:tcPr>
-          <w:p>
-            <w:r>
-              <w:rPr>
-                <w:rFonts w:ascii="Ubuntu" w:hAnsi="Ubuntu"/>
-                <w:color w:val="7F7F7F"/>
-                <w:sz w:val="24"/>
-              </w:rPr>
-              <w:t xml:space="preserve"> </w:t>
-            </w:r>
-          </w:p>
-        </w:tc>
-        <w:tc>
-          <w:tcPr>
-            <w:tcW w:w="0" w:type="auto"/>
-          </w:tcPr>
-          <w:p/>
+            <w:gridSpan w:val="2"/>
+          </w:tcPr>
+          <w:p>
+            <w:r>
+              <w:rPr>
+                <w:rFonts w:ascii="Ubuntu" w:hAnsi="Ubuntu"/>
+                <w:color w:val="7F7F7F"/>
+                <w:sz w:val="24"/>
+              </w:rPr>
+              <w:t xml:space="preserve"> </w:t>
+            </w:r>
+          </w:p>
         </w:tc>
       </w:tr>
       <w:tr>
@@ -4709,23 +4585,18 @@
         <w:tc>
           <w:tcPr>
             <w:tcW w:w="0" w:type="auto"/>
-          </w:tcPr>
-          <w:p>
-            <w:r>
-              <w:rPr>
-                <w:rFonts w:ascii="Ubuntu" w:hAnsi="Ubuntu"/>
-                <w:color w:val="7F7F7F"/>
-                <w:sz w:val="24"/>
-              </w:rPr>
-              <w:t xml:space="preserve"> </w:t>
-            </w:r>
-          </w:p>
-        </w:tc>
-        <w:tc>
-          <w:tcPr>
-            <w:tcW w:w="0" w:type="auto"/>
-          </w:tcPr>
-          <w:p/>
+            <w:gridSpan w:val="2"/>
+          </w:tcPr>
+          <w:p>
+            <w:r>
+              <w:rPr>
+                <w:rFonts w:ascii="Ubuntu" w:hAnsi="Ubuntu"/>
+                <w:color w:val="7F7F7F"/>
+                <w:sz w:val="24"/>
+              </w:rPr>
+              <w:t xml:space="preserve"> </w:t>
+            </w:r>
+          </w:p>
         </w:tc>
       </w:tr>
     </w:tbl>

--- a/test/generator/baseline/gen.pptx.to.docx.docx
+++ b/test/generator/baseline/gen.pptx.to.docx.docx
@@ -5369,6 +5369,14 @@
         <w:t xml:space="preserve">Charts</w:t>
       </w:r>
       <w:bookmarkEnd w:id="5"/>
+    </w:p>
+    <w:p>
+      <w:r>
+        <w:rPr>
+          <w:b/>
+        </w:rPr>
+        <w:t xml:space="preserve">Chart Title</w:t>
+      </w:r>
     </w:p>
     <w:tbl>
       <w:tblPr>
